--- a/templates_TN_V1.0/quyet_dinh_thu_hoi_gpkd_template.docx
+++ b/templates_TN_V1.0/quyet_dinh_thu_hoi_gpkd_template.docx
@@ -236,8 +236,8 @@
               </w:rPr>
               <w:t xml:space="preserve">CỘNG HÒA XÃ HỘI CHỦ NGHĨA VIỆT </w:t>
             </w:r>
-            <w:smartTag w:uri="urn:schemas-microsoft-com:office:smarttags" w:element="place">
-              <w:smartTag w:uri="urn:schemas-microsoft-com:office:smarttags" w:element="country-region">
+            <w:smartTag w:uri="urn:schemas-microsoft-com:office:smarttags" w:element="country-region">
+              <w:smartTag w:uri="urn:schemas-microsoft-com:office:smarttags" w:element="place">
                 <w:r>
                   <w:rPr>
                     <w:b/>
@@ -535,7 +535,7 @@
     </w:p>
     <w:p>
       <w:pPr>
-        <w:spacing w:before="240" w:after="120" w:line="360" w:lineRule="exact"/>
+        <w:spacing w:before="120" w:after="120" w:line="360" w:lineRule="exact"/>
         <w:ind w:firstLine="720"/>
         <w:jc w:val="both"/>
         <w:rPr>
@@ -636,7 +636,31 @@
           <w:sz w:val="28"/>
           <w:szCs w:val="28"/>
         </w:rPr>
-        <w:t>Theo đề nghị của Trưởng phòng Vận tải và An toàn giao thông.</w:t>
+        <w:t xml:space="preserve">Theo đề nghị của Trưởng phòng Vận tải và </w:t>
+      </w:r>
+      <w:proofErr w:type="gramStart"/>
+      <w:r>
+        <w:rPr>
+          <w:bCs/>
+          <w:i/>
+          <w:iCs/>
+          <w:spacing w:val="-4"/>
+          <w:sz w:val="28"/>
+          <w:szCs w:val="28"/>
+        </w:rPr>
+        <w:t>An</w:t>
+      </w:r>
+      <w:proofErr w:type="gramEnd"/>
+      <w:r>
+        <w:rPr>
+          <w:bCs/>
+          <w:i/>
+          <w:iCs/>
+          <w:spacing w:val="-4"/>
+          <w:sz w:val="28"/>
+          <w:szCs w:val="28"/>
+        </w:rPr>
+        <w:t xml:space="preserve"> toàn giao thông.</w:t>
       </w:r>
     </w:p>
     <w:p>
@@ -806,7 +830,27 @@
           <w:sz w:val="28"/>
           <w:szCs w:val="28"/>
         </w:rPr>
-        <w:t xml:space="preserve">Giao Phòng Vận tải &amp; An toàn giao thông thực hiện chuyển trạng thái Giấy phép kinh doanh vận tải </w:t>
+        <w:t xml:space="preserve">Giao Phòng Vận tải &amp; </w:t>
+      </w:r>
+      <w:proofErr w:type="gramStart"/>
+      <w:r>
+        <w:rPr>
+          <w:bCs/>
+          <w:spacing w:val="-4"/>
+          <w:sz w:val="28"/>
+          <w:szCs w:val="28"/>
+        </w:rPr>
+        <w:t>An</w:t>
+      </w:r>
+      <w:proofErr w:type="gramEnd"/>
+      <w:r>
+        <w:rPr>
+          <w:bCs/>
+          <w:spacing w:val="-4"/>
+          <w:sz w:val="28"/>
+          <w:szCs w:val="28"/>
+        </w:rPr>
+        <w:t xml:space="preserve"> toàn giao thông thực hiện chuyển trạng thái Giấy phép kinh doanh vận tải </w:t>
       </w:r>
       <w:r>
         <w:rPr>
@@ -897,7 +941,25 @@
           <w:sz w:val="28"/>
           <w:szCs w:val="28"/>
         </w:rPr>
-        <w:t>&amp; An toàn giao thông, các</w:t>
+        <w:t xml:space="preserve">&amp; </w:t>
+      </w:r>
+      <w:proofErr w:type="gramStart"/>
+      <w:r>
+        <w:rPr>
+          <w:bCs/>
+          <w:sz w:val="28"/>
+          <w:szCs w:val="28"/>
+        </w:rPr>
+        <w:t>An</w:t>
+      </w:r>
+      <w:proofErr w:type="gramEnd"/>
+      <w:r>
+        <w:rPr>
+          <w:bCs/>
+          <w:sz w:val="28"/>
+          <w:szCs w:val="28"/>
+        </w:rPr>
+        <w:t xml:space="preserve"> toàn giao thông, các</w:t>
       </w:r>
       <w:r>
         <w:rPr>
@@ -1834,14 +1896,30 @@
                 <w:sz w:val="20"/>
                 <w:szCs w:val="20"/>
               </w:rPr>
-              <w:t>{can_cu_thu_hoi}</w:t>
+              <w:t>{can_cu_thu_</w:t>
+            </w:r>
+            <w:proofErr w:type="gramStart"/>
+            <w:r>
+              <w:rPr>
+                <w:sz w:val="20"/>
+                <w:szCs w:val="20"/>
+              </w:rPr>
+              <w:t>hoi}</w:t>
             </w:r>
             <w:r>
               <w:rPr>
                 <w:sz w:val="4"/>
                 <w:szCs w:val="4"/>
               </w:rPr>
-              <w:t>{/don_vi_list}</w:t>
+              <w:t>{</w:t>
+            </w:r>
+            <w:proofErr w:type="gramEnd"/>
+            <w:r>
+              <w:rPr>
+                <w:sz w:val="4"/>
+                <w:szCs w:val="4"/>
+              </w:rPr>
+              <w:t>/don_vi_list}</w:t>
             </w:r>
           </w:p>
         </w:tc>

--- a/templates_TN_V1.0/quyet_dinh_thu_hoi_gpkd_template.docx
+++ b/templates_TN_V1.0/quyet_dinh_thu_hoi_gpkd_template.docx
@@ -236,8 +236,8 @@
               </w:rPr>
               <w:t xml:space="preserve">CỘNG HÒA XÃ HỘI CHỦ NGHĨA VIỆT </w:t>
             </w:r>
-            <w:smartTag w:uri="urn:schemas-microsoft-com:office:smarttags" w:element="country-region">
-              <w:smartTag w:uri="urn:schemas-microsoft-com:office:smarttags" w:element="place">
+            <w:smartTag w:uri="urn:schemas-microsoft-com:office:smarttags" w:element="place">
+              <w:smartTag w:uri="urn:schemas-microsoft-com:office:smarttags" w:element="country-region">
                 <w:r>
                   <w:rPr>
                     <w:b/>
@@ -593,6 +593,7 @@
           <w:szCs w:val="28"/>
         </w:rPr>
       </w:pPr>
+      <w:bookmarkStart w:id="0" w:name="_Hlk203160752"/>
       <w:r>
         <w:rPr>
           <w:i/>
@@ -626,7 +627,6 @@
         </w:rPr>
         <w:t xml:space="preserve"> </w:t>
       </w:r>
-      <w:bookmarkStart w:id="0" w:name="_Hlk203160752"/>
       <w:r>
         <w:rPr>
           <w:bCs/>
@@ -636,7 +636,73 @@
           <w:sz w:val="28"/>
           <w:szCs w:val="28"/>
         </w:rPr>
-        <w:t xml:space="preserve">Theo đề nghị của Trưởng phòng Vận tải và </w:t>
+        <w:t xml:space="preserve">Theo đề nghị của Trưởng </w:t>
+      </w:r>
+      <w:r>
+        <w:rPr>
+          <w:bCs/>
+          <w:i/>
+          <w:iCs/>
+          <w:spacing w:val="-4"/>
+          <w:sz w:val="28"/>
+          <w:szCs w:val="28"/>
+        </w:rPr>
+        <w:t>P</w:t>
+      </w:r>
+      <w:r>
+        <w:rPr>
+          <w:bCs/>
+          <w:i/>
+          <w:iCs/>
+          <w:spacing w:val="-4"/>
+          <w:sz w:val="28"/>
+          <w:szCs w:val="28"/>
+        </w:rPr>
+        <w:t xml:space="preserve">hòng </w:t>
+      </w:r>
+      <w:r>
+        <w:rPr>
+          <w:bCs/>
+          <w:i/>
+          <w:iCs/>
+          <w:spacing w:val="-4"/>
+          <w:sz w:val="28"/>
+          <w:szCs w:val="28"/>
+        </w:rPr>
+        <w:t xml:space="preserve">Quản lý </w:t>
+      </w:r>
+      <w:r>
+        <w:rPr>
+          <w:bCs/>
+          <w:i/>
+          <w:iCs/>
+          <w:spacing w:val="-4"/>
+          <w:sz w:val="28"/>
+          <w:szCs w:val="28"/>
+        </w:rPr>
+        <w:t xml:space="preserve">Vận tải </w:t>
+      </w:r>
+      <w:r>
+        <w:rPr>
+          <w:bCs/>
+          <w:i/>
+          <w:iCs/>
+          <w:spacing w:val="-4"/>
+          <w:sz w:val="28"/>
+          <w:szCs w:val="28"/>
+        </w:rPr>
+        <w:t>&amp;</w:t>
+      </w:r>
+      <w:r>
+        <w:rPr>
+          <w:bCs/>
+          <w:i/>
+          <w:iCs/>
+          <w:spacing w:val="-4"/>
+          <w:sz w:val="28"/>
+          <w:szCs w:val="28"/>
+        </w:rPr>
+        <w:t xml:space="preserve"> </w:t>
       </w:r>
       <w:proofErr w:type="gramStart"/>
       <w:r>
@@ -790,7 +856,7 @@
           <w:sz w:val="28"/>
           <w:szCs w:val="28"/>
         </w:rPr>
-        <w:t xml:space="preserve">Trong thời hạn 10 ngày kể từ ngày ký Quyết định này, các đơn vị có tên tại Điều 1 phải nộp lại Giấy phép kinh doanh và phù hiệu về Sở Xây dựng tỉnh </w:t>
+        <w:t xml:space="preserve">Trong thời hạn 10 ngày kể từ ngày ký Quyết định này, các đơn vị có tên tại Điều 1 phải nộp lại Giấy phép kinh doanh và phù hiệu về Sở Xây dựng </w:t>
       </w:r>
       <w:r>
         <w:rPr>
@@ -830,7 +896,25 @@
           <w:sz w:val="28"/>
           <w:szCs w:val="28"/>
         </w:rPr>
-        <w:t xml:space="preserve">Giao Phòng Vận tải &amp; </w:t>
+        <w:t xml:space="preserve">Giao Phòng </w:t>
+      </w:r>
+      <w:r>
+        <w:rPr>
+          <w:bCs/>
+          <w:spacing w:val="-4"/>
+          <w:sz w:val="28"/>
+          <w:szCs w:val="28"/>
+        </w:rPr>
+        <w:t xml:space="preserve">Quản lý </w:t>
+      </w:r>
+      <w:r>
+        <w:rPr>
+          <w:bCs/>
+          <w:spacing w:val="-4"/>
+          <w:sz w:val="28"/>
+          <w:szCs w:val="28"/>
+        </w:rPr>
+        <w:t xml:space="preserve">Vận tải &amp; </w:t>
       </w:r>
       <w:proofErr w:type="gramStart"/>
       <w:r>
@@ -925,7 +1009,41 @@
           <w:sz w:val="28"/>
           <w:szCs w:val="28"/>
         </w:rPr>
-        <w:t>Chánh Văn phòng Sở, Trưởng phòng Vận tải</w:t>
+        <w:t xml:space="preserve">Chánh Văn phòng Sở, </w:t>
+      </w:r>
+      <w:r>
+        <w:rPr>
+          <w:bCs/>
+          <w:sz w:val="28"/>
+          <w:szCs w:val="28"/>
+        </w:rPr>
+        <w:t xml:space="preserve">Trưởng Phòng Quản lý Vận tải &amp; </w:t>
+      </w:r>
+      <w:proofErr w:type="gramStart"/>
+      <w:r>
+        <w:rPr>
+          <w:bCs/>
+          <w:sz w:val="28"/>
+          <w:szCs w:val="28"/>
+        </w:rPr>
+        <w:t>An</w:t>
+      </w:r>
+      <w:proofErr w:type="gramEnd"/>
+      <w:r>
+        <w:rPr>
+          <w:bCs/>
+          <w:sz w:val="28"/>
+          <w:szCs w:val="28"/>
+        </w:rPr>
+        <w:t xml:space="preserve"> toàn giao thông</w:t>
+      </w:r>
+      <w:r>
+        <w:rPr>
+          <w:bCs/>
+          <w:sz w:val="28"/>
+          <w:szCs w:val="28"/>
+        </w:rPr>
+        <w:t>, các</w:t>
       </w:r>
       <w:r>
         <w:rPr>
@@ -941,33 +1059,6 @@
           <w:sz w:val="28"/>
           <w:szCs w:val="28"/>
         </w:rPr>
-        <w:t xml:space="preserve">&amp; </w:t>
-      </w:r>
-      <w:proofErr w:type="gramStart"/>
-      <w:r>
-        <w:rPr>
-          <w:bCs/>
-          <w:sz w:val="28"/>
-          <w:szCs w:val="28"/>
-        </w:rPr>
-        <w:t>An</w:t>
-      </w:r>
-      <w:proofErr w:type="gramEnd"/>
-      <w:r>
-        <w:rPr>
-          <w:bCs/>
-          <w:sz w:val="28"/>
-          <w:szCs w:val="28"/>
-        </w:rPr>
-        <w:t xml:space="preserve"> toàn giao thông, các</w:t>
-      </w:r>
-      <w:r>
-        <w:rPr>
-          <w:bCs/>
-          <w:sz w:val="28"/>
-          <w:szCs w:val="28"/>
-        </w:rPr>
-        <w:br/>
         <w:t>đơn vị kinh doanh vận tải và các tổ chức, cá nhân có liên quan chịu trách nhiệm</w:t>
       </w:r>
       <w:r>
@@ -1044,22 +1135,21 @@
                 <w:sz w:val="22"/>
                 <w:szCs w:val="22"/>
               </w:rPr>
-              <w:t>- UBND tỉnh (b/c);</w:t>
-            </w:r>
-          </w:p>
-          <w:p>
-            <w:pPr>
+              <w:t xml:space="preserve">- </w:t>
+            </w:r>
+            <w:r>
               <w:rPr>
                 <w:sz w:val="22"/>
                 <w:szCs w:val="22"/>
               </w:rPr>
-            </w:pPr>
+              <w:t>Cục ĐBVN</w:t>
+            </w:r>
             <w:r>
               <w:rPr>
                 <w:sz w:val="22"/>
                 <w:szCs w:val="22"/>
               </w:rPr>
-              <w:t>- GĐ và các PGĐ Sở;</w:t>
+              <w:t xml:space="preserve"> (b/c);</w:t>
             </w:r>
           </w:p>
           <w:p>
@@ -1074,81 +1164,145 @@
                 <w:sz w:val="22"/>
                 <w:szCs w:val="22"/>
               </w:rPr>
-              <w:t xml:space="preserve">- Thuế tỉnh </w:t>
+              <w:t>- Sở Xây dựng các tỉnh, thành phố (p/h)</w:t>
             </w:r>
             <w:r>
               <w:rPr>
                 <w:sz w:val="22"/>
                 <w:szCs w:val="22"/>
               </w:rPr>
-              <w:t>{tinh}</w:t>
-            </w:r>
-            <w:r>
+              <w:t>;</w:t>
+            </w:r>
+          </w:p>
+          <w:p>
+            <w:pPr>
               <w:rPr>
                 <w:sz w:val="22"/>
                 <w:szCs w:val="22"/>
               </w:rPr>
-              <w:t xml:space="preserve"> (p/h);</w:t>
-            </w:r>
-          </w:p>
-          <w:p>
-            <w:pPr>
+            </w:pPr>
+            <w:r>
               <w:rPr>
                 <w:sz w:val="22"/>
                 <w:szCs w:val="22"/>
               </w:rPr>
-            </w:pPr>
+              <w:t xml:space="preserve">- </w:t>
+            </w:r>
             <w:r>
               <w:rPr>
                 <w:sz w:val="22"/>
                 <w:szCs w:val="22"/>
               </w:rPr>
-              <w:t>- Sở Xây dựng các tỉnh, thành phố (p/h);</w:t>
-            </w:r>
-          </w:p>
-          <w:p>
-            <w:pPr>
+              <w:t>Thuế tỉnh {t</w:t>
+            </w:r>
+            <w:r>
               <w:rPr>
                 <w:sz w:val="22"/>
                 <w:szCs w:val="22"/>
               </w:rPr>
-            </w:pPr>
+              <w:t>i</w:t>
+            </w:r>
             <w:r>
               <w:rPr>
                 <w:sz w:val="22"/>
                 <w:szCs w:val="22"/>
               </w:rPr>
-              <w:t>- UBND xã, phường nơi đơn vị đặt trụ sở (p/h);</w:t>
-            </w:r>
-          </w:p>
-          <w:p>
-            <w:pPr>
+              <w:t xml:space="preserve">nh} </w:t>
+            </w:r>
+            <w:r>
               <w:rPr>
                 <w:sz w:val="22"/>
                 <w:szCs w:val="22"/>
               </w:rPr>
-            </w:pPr>
-            <w:r>
+              <w:t>(p/h);</w:t>
+            </w:r>
+          </w:p>
+          <w:p>
+            <w:pPr>
               <w:rPr>
                 <w:sz w:val="22"/>
                 <w:szCs w:val="22"/>
               </w:rPr>
-              <w:t>- Văn phòng Sở (đăng Website);</w:t>
-            </w:r>
-          </w:p>
-          <w:p>
-            <w:pPr>
+            </w:pPr>
+            <w:r>
               <w:rPr>
                 <w:sz w:val="22"/>
                 <w:szCs w:val="22"/>
               </w:rPr>
-            </w:pPr>
-            <w:r>
+              <w:t>- UBND xã, phường nơi đơn vị đặt trụ sở (p/h);</w:t>
+            </w:r>
+          </w:p>
+          <w:p>
+            <w:pPr>
               <w:rPr>
                 <w:sz w:val="22"/>
                 <w:szCs w:val="22"/>
               </w:rPr>
-              <w:t>- Lưu: VT, VTATGT.</w:t>
+            </w:pPr>
+            <w:r>
+              <w:rPr>
+                <w:sz w:val="22"/>
+                <w:szCs w:val="22"/>
+              </w:rPr>
+              <w:t xml:space="preserve">- </w:t>
+            </w:r>
+            <w:r>
+              <w:rPr>
+                <w:sz w:val="22"/>
+                <w:szCs w:val="22"/>
+              </w:rPr>
+              <w:t>Công an xã, phường nơi đơn vị đặt trụ sở</w:t>
+            </w:r>
+            <w:r>
+              <w:rPr>
+                <w:sz w:val="22"/>
+                <w:szCs w:val="22"/>
+              </w:rPr>
+              <w:t xml:space="preserve"> (p/h);</w:t>
+            </w:r>
+          </w:p>
+          <w:p>
+            <w:pPr>
+              <w:rPr>
+                <w:sz w:val="22"/>
+                <w:szCs w:val="22"/>
+              </w:rPr>
+            </w:pPr>
+            <w:r>
+              <w:rPr>
+                <w:sz w:val="22"/>
+                <w:szCs w:val="22"/>
+              </w:rPr>
+              <w:t xml:space="preserve">- </w:t>
+            </w:r>
+            <w:r>
+              <w:rPr>
+                <w:sz w:val="22"/>
+                <w:szCs w:val="22"/>
+              </w:rPr>
+              <w:t>Trang thông tin điện tử Sở;</w:t>
+            </w:r>
+          </w:p>
+          <w:p>
+            <w:pPr>
+              <w:rPr>
+                <w:sz w:val="22"/>
+                <w:szCs w:val="22"/>
+              </w:rPr>
+            </w:pPr>
+            <w:r>
+              <w:rPr>
+                <w:sz w:val="22"/>
+                <w:szCs w:val="22"/>
+              </w:rPr>
+              <w:t xml:space="preserve">- Lưu: VT, </w:t>
+            </w:r>
+            <w:r>
+              <w:rPr>
+                <w:sz w:val="22"/>
+                <w:szCs w:val="22"/>
+              </w:rPr>
+              <w:t>QLVT&amp;ATGT</w:t>
             </w:r>
           </w:p>
         </w:tc>
